--- a/mps-nivel-c/oficial/04_registros/PROFARMA_Cadastro-de-Clientes/VV-PROFARMA01-001_Plano-de-VV.docx
+++ b/mps-nivel-c/oficial/04_registros/PROFARMA_Cadastro-de-Clientes/VV-PROFARMA01-001_Plano-de-VV.docx
@@ -338,7 +338,7 @@
                 <w:i w:val="0"/>
                 <w:sz w:val="20"/>
               </w:rPr>
-              <w:t>1.1</w:t>
+              <w:t>1.2</w:t>
             </w:r>
           </w:p>
         </w:tc>
@@ -7626,6 +7626,880 @@
         </w:pBdr>
       </w:pPr>
       <w:r>
+        <w:t>9. Análise e comunicação dos resultados (VV 5)</w:t>
+      </w:r>
+    </w:p>
+    <w:p>
+      <w:pPr>
+        <w:spacing w:before="0" w:after="120"/>
+      </w:pPr>
+      <w:r>
+        <w:rPr>
+          <w:rFonts w:ascii="Calibri" w:hAnsi="Calibri"/>
+          <w:b w:val="0"/>
+          <w:i w:val="0"/>
+          <w:sz w:val="22"/>
+        </w:rPr>
+        <w:t>Os resultados de V&amp;V foram analisados e comunicados ao longo do projeto conforme a cadência abaixo:</w:t>
+      </w:r>
+    </w:p>
+    <w:tbl>
+      <w:tblPr>
+        <w:tblW w:type="auto" w:w="0"/>
+        <w:tblLook w:firstColumn="1" w:firstRow="1" w:lastColumn="0" w:lastRow="0" w:noHBand="0" w:noVBand="1" w:val="04A0"/>
+        <w:tblBorders>
+          <w:top w:val="single" w:sz="4" w:space="0" w:color="003366"/>
+          <w:left w:val="single" w:sz="4" w:space="0" w:color="003366"/>
+          <w:bottom w:val="single" w:sz="4" w:space="0" w:color="003366"/>
+          <w:right w:val="single" w:sz="4" w:space="0" w:color="003366"/>
+          <w:insideH w:val="single" w:sz="4" w:space="0" w:color="003366"/>
+          <w:insideV w:val="single" w:sz="4" w:space="0" w:color="003366"/>
+        </w:tblBorders>
+      </w:tblPr>
+      <w:tblGrid>
+        <w:gridCol w:w="2225"/>
+        <w:gridCol w:w="2225"/>
+        <w:gridCol w:w="2225"/>
+        <w:gridCol w:w="2225"/>
+      </w:tblGrid>
+      <w:tr>
+        <w:trPr>
+          <w:cantSplit w:val="1"/>
+        </w:trPr>
+        <w:tc>
+          <w:tcPr>
+            <w:tcW w:type="dxa" w:w="2225"/>
+            <w:tcMar>
+              <w:top w:w="60" w:type="dxa"/>
+              <w:bottom w:w="60" w:type="dxa"/>
+              <w:left w:w="100" w:type="dxa"/>
+              <w:right w:w="100" w:type="dxa"/>
+            </w:tcMar>
+            <w:shd w:val="clear" w:color="auto" w:fill="003366"/>
+          </w:tcPr>
+          <w:p>
+            <w:pPr>
+              <w:spacing w:before="40" w:after="40"/>
+            </w:pPr>
+            <w:r>
+              <w:rPr>
+                <w:rFonts w:ascii="Calibri" w:hAnsi="Calibri"/>
+                <w:b/>
+                <w:i w:val="0"/>
+                <w:color w:val="FFFFFF"/>
+                <w:sz w:val="20"/>
+              </w:rPr>
+              <w:t>Frequência</w:t>
+            </w:r>
+          </w:p>
+        </w:tc>
+        <w:tc>
+          <w:tcPr>
+            <w:tcW w:type="dxa" w:w="2225"/>
+            <w:tcMar>
+              <w:top w:w="60" w:type="dxa"/>
+              <w:bottom w:w="60" w:type="dxa"/>
+              <w:left w:w="100" w:type="dxa"/>
+              <w:right w:w="100" w:type="dxa"/>
+            </w:tcMar>
+            <w:shd w:val="clear" w:color="auto" w:fill="003366"/>
+          </w:tcPr>
+          <w:p>
+            <w:pPr>
+              <w:spacing w:before="40" w:after="40"/>
+            </w:pPr>
+            <w:r>
+              <w:rPr>
+                <w:rFonts w:ascii="Calibri" w:hAnsi="Calibri"/>
+                <w:b/>
+                <w:i w:val="0"/>
+                <w:color w:val="FFFFFF"/>
+                <w:sz w:val="20"/>
+              </w:rPr>
+              <w:t>Conteúdo</w:t>
+            </w:r>
+          </w:p>
+        </w:tc>
+        <w:tc>
+          <w:tcPr>
+            <w:tcW w:type="dxa" w:w="2225"/>
+            <w:tcMar>
+              <w:top w:w="60" w:type="dxa"/>
+              <w:bottom w:w="60" w:type="dxa"/>
+              <w:left w:w="100" w:type="dxa"/>
+              <w:right w:w="100" w:type="dxa"/>
+            </w:tcMar>
+            <w:shd w:val="clear" w:color="auto" w:fill="003366"/>
+          </w:tcPr>
+          <w:p>
+            <w:pPr>
+              <w:spacing w:before="40" w:after="40"/>
+            </w:pPr>
+            <w:r>
+              <w:rPr>
+                <w:rFonts w:ascii="Calibri" w:hAnsi="Calibri"/>
+                <w:b/>
+                <w:i w:val="0"/>
+                <w:color w:val="FFFFFF"/>
+                <w:sz w:val="20"/>
+              </w:rPr>
+              <w:t>Canal</w:t>
+            </w:r>
+          </w:p>
+        </w:tc>
+        <w:tc>
+          <w:tcPr>
+            <w:tcW w:type="dxa" w:w="2225"/>
+            <w:tcMar>
+              <w:top w:w="60" w:type="dxa"/>
+              <w:bottom w:w="60" w:type="dxa"/>
+              <w:left w:w="100" w:type="dxa"/>
+              <w:right w:w="100" w:type="dxa"/>
+            </w:tcMar>
+            <w:shd w:val="clear" w:color="auto" w:fill="003366"/>
+          </w:tcPr>
+          <w:p>
+            <w:pPr>
+              <w:spacing w:before="40" w:after="40"/>
+            </w:pPr>
+            <w:r>
+              <w:rPr>
+                <w:rFonts w:ascii="Calibri" w:hAnsi="Calibri"/>
+                <w:b/>
+                <w:i w:val="0"/>
+                <w:color w:val="FFFFFF"/>
+                <w:sz w:val="20"/>
+              </w:rPr>
+              <w:t>Destinatários</w:t>
+            </w:r>
+          </w:p>
+        </w:tc>
+      </w:tr>
+      <w:tr>
+        <w:trPr>
+          <w:cantSplit w:val="1"/>
+        </w:trPr>
+        <w:tc>
+          <w:tcPr>
+            <w:tcW w:type="dxa" w:w="2225"/>
+            <w:tcMar>
+              <w:top w:w="60" w:type="dxa"/>
+              <w:bottom w:w="60" w:type="dxa"/>
+              <w:left w:w="100" w:type="dxa"/>
+              <w:right w:w="100" w:type="dxa"/>
+            </w:tcMar>
+            <w:shd w:val="clear" w:color="auto" w:fill="EBF5FB"/>
+          </w:tcPr>
+          <w:p>
+            <w:pPr>
+              <w:spacing w:before="40" w:after="40"/>
+            </w:pPr>
+            <w:r>
+              <w:rPr>
+                <w:rFonts w:ascii="Calibri" w:hAnsi="Calibri"/>
+                <w:b w:val="0"/>
+                <w:i w:val="0"/>
+                <w:sz w:val="20"/>
+              </w:rPr>
+              <w:t>A cada sprint</w:t>
+            </w:r>
+          </w:p>
+        </w:tc>
+        <w:tc>
+          <w:tcPr>
+            <w:tcW w:type="dxa" w:w="2225"/>
+            <w:tcMar>
+              <w:top w:w="60" w:type="dxa"/>
+              <w:bottom w:w="60" w:type="dxa"/>
+              <w:left w:w="100" w:type="dxa"/>
+              <w:right w:w="100" w:type="dxa"/>
+            </w:tcMar>
+            <w:shd w:val="clear" w:color="auto" w:fill="EBF5FB"/>
+          </w:tcPr>
+          <w:p>
+            <w:pPr>
+              <w:spacing w:before="40" w:after="40"/>
+            </w:pPr>
+            <w:r>
+              <w:rPr>
+                <w:rFonts w:ascii="Calibri" w:hAnsi="Calibri"/>
+                <w:b w:val="0"/>
+                <w:i w:val="0"/>
+                <w:sz w:val="20"/>
+              </w:rPr>
+              <w:t>Resultado dos testes de sistema (cenários executados, defeitos abertos/fechados, critérios de aceite atendidos)</w:t>
+            </w:r>
+          </w:p>
+        </w:tc>
+        <w:tc>
+          <w:tcPr>
+            <w:tcW w:type="dxa" w:w="2225"/>
+            <w:tcMar>
+              <w:top w:w="60" w:type="dxa"/>
+              <w:bottom w:w="60" w:type="dxa"/>
+              <w:left w:w="100" w:type="dxa"/>
+              <w:right w:w="100" w:type="dxa"/>
+            </w:tcMar>
+            <w:shd w:val="clear" w:color="auto" w:fill="EBF5FB"/>
+          </w:tcPr>
+          <w:p>
+            <w:pPr>
+              <w:spacing w:before="40" w:after="40"/>
+            </w:pPr>
+            <w:r>
+              <w:rPr>
+                <w:rFonts w:ascii="Calibri" w:hAnsi="Calibri"/>
+                <w:b w:val="0"/>
+                <w:i w:val="0"/>
+                <w:sz w:val="20"/>
+              </w:rPr>
+              <w:t>Sprint Review</w:t>
+            </w:r>
+          </w:p>
+        </w:tc>
+        <w:tc>
+          <w:tcPr>
+            <w:tcW w:type="dxa" w:w="2225"/>
+            <w:tcMar>
+              <w:top w:w="60" w:type="dxa"/>
+              <w:bottom w:w="60" w:type="dxa"/>
+              <w:left w:w="100" w:type="dxa"/>
+              <w:right w:w="100" w:type="dxa"/>
+            </w:tcMar>
+            <w:shd w:val="clear" w:color="auto" w:fill="EBF5FB"/>
+          </w:tcPr>
+          <w:p>
+            <w:pPr>
+              <w:spacing w:before="40" w:after="40"/>
+            </w:pPr>
+            <w:r>
+              <w:rPr>
+                <w:rFonts w:ascii="Calibri" w:hAnsi="Calibri"/>
+                <w:b w:val="0"/>
+                <w:i w:val="0"/>
+                <w:sz w:val="20"/>
+              </w:rPr>
+              <w:t>Helena Moreira, Armando Junior, Julielle Santos (D1000)</w:t>
+            </w:r>
+          </w:p>
+        </w:tc>
+      </w:tr>
+      <w:tr>
+        <w:trPr>
+          <w:cantSplit w:val="1"/>
+        </w:trPr>
+        <w:tc>
+          <w:tcPr>
+            <w:tcW w:type="dxa" w:w="2225"/>
+            <w:tcMar>
+              <w:top w:w="60" w:type="dxa"/>
+              <w:bottom w:w="60" w:type="dxa"/>
+              <w:left w:w="100" w:type="dxa"/>
+              <w:right w:w="100" w:type="dxa"/>
+            </w:tcMar>
+          </w:tcPr>
+          <w:p>
+            <w:pPr>
+              <w:spacing w:before="40" w:after="40"/>
+            </w:pPr>
+            <w:r>
+              <w:rPr>
+                <w:rFonts w:ascii="Calibri" w:hAnsi="Calibri"/>
+                <w:b w:val="0"/>
+                <w:i w:val="0"/>
+                <w:sz w:val="20"/>
+              </w:rPr>
+              <w:t>Quinzenal</w:t>
+            </w:r>
+          </w:p>
+        </w:tc>
+        <w:tc>
+          <w:tcPr>
+            <w:tcW w:type="dxa" w:w="2225"/>
+            <w:tcMar>
+              <w:top w:w="60" w:type="dxa"/>
+              <w:bottom w:w="60" w:type="dxa"/>
+              <w:left w:w="100" w:type="dxa"/>
+              <w:right w:w="100" w:type="dxa"/>
+            </w:tcMar>
+          </w:tcPr>
+          <w:p>
+            <w:pPr>
+              <w:spacing w:before="40" w:after="40"/>
+            </w:pPr>
+            <w:r>
+              <w:rPr>
+                <w:rFonts w:ascii="Calibri" w:hAnsi="Calibri"/>
+                <w:b w:val="0"/>
+                <w:i w:val="0"/>
+                <w:sz w:val="20"/>
+              </w:rPr>
+              <w:t>Indicadores de qualidade (cobertura de testes, defeitos por severidade, velocidade de correção) incluídos no Relatório de Acompanhamento (RAC-PROFARMA01-001)</w:t>
+            </w:r>
+          </w:p>
+        </w:tc>
+        <w:tc>
+          <w:tcPr>
+            <w:tcW w:type="dxa" w:w="2225"/>
+            <w:tcMar>
+              <w:top w:w="60" w:type="dxa"/>
+              <w:bottom w:w="60" w:type="dxa"/>
+              <w:left w:w="100" w:type="dxa"/>
+              <w:right w:w="100" w:type="dxa"/>
+            </w:tcMar>
+          </w:tcPr>
+          <w:p>
+            <w:pPr>
+              <w:spacing w:before="40" w:after="40"/>
+            </w:pPr>
+            <w:r>
+              <w:rPr>
+                <w:rFonts w:ascii="Calibri" w:hAnsi="Calibri"/>
+                <w:b w:val="0"/>
+                <w:i w:val="0"/>
+                <w:sz w:val="20"/>
+              </w:rPr>
+              <w:t>Confluence + e-mail</w:t>
+            </w:r>
+          </w:p>
+        </w:tc>
+        <w:tc>
+          <w:tcPr>
+            <w:tcW w:type="dxa" w:w="2225"/>
+            <w:tcMar>
+              <w:top w:w="60" w:type="dxa"/>
+              <w:bottom w:w="60" w:type="dxa"/>
+              <w:left w:w="100" w:type="dxa"/>
+              <w:right w:w="100" w:type="dxa"/>
+            </w:tcMar>
+          </w:tcPr>
+          <w:p>
+            <w:pPr>
+              <w:spacing w:before="40" w:after="40"/>
+            </w:pPr>
+            <w:r>
+              <w:rPr>
+                <w:rFonts w:ascii="Calibri" w:hAnsi="Calibri"/>
+                <w:b w:val="0"/>
+                <w:i w:val="0"/>
+                <w:sz w:val="20"/>
+              </w:rPr>
+              <w:t>GP, COO, Helena Moreira</w:t>
+            </w:r>
+          </w:p>
+        </w:tc>
+      </w:tr>
+      <w:tr>
+        <w:trPr>
+          <w:cantSplit w:val="1"/>
+        </w:trPr>
+        <w:tc>
+          <w:tcPr>
+            <w:tcW w:type="dxa" w:w="2225"/>
+            <w:tcMar>
+              <w:top w:w="60" w:type="dxa"/>
+              <w:bottom w:w="60" w:type="dxa"/>
+              <w:left w:w="100" w:type="dxa"/>
+              <w:right w:w="100" w:type="dxa"/>
+            </w:tcMar>
+            <w:shd w:val="clear" w:color="auto" w:fill="EBF5FB"/>
+          </w:tcPr>
+          <w:p>
+            <w:pPr>
+              <w:spacing w:before="40" w:after="40"/>
+            </w:pPr>
+            <w:r>
+              <w:rPr>
+                <w:rFonts w:ascii="Calibri" w:hAnsi="Calibri"/>
+                <w:b w:val="0"/>
+                <w:i w:val="0"/>
+                <w:sz w:val="20"/>
+              </w:rPr>
+              <w:t>Por fase</w:t>
+            </w:r>
+          </w:p>
+        </w:tc>
+        <w:tc>
+          <w:tcPr>
+            <w:tcW w:type="dxa" w:w="2225"/>
+            <w:tcMar>
+              <w:top w:w="60" w:type="dxa"/>
+              <w:bottom w:w="60" w:type="dxa"/>
+              <w:left w:w="100" w:type="dxa"/>
+              <w:right w:w="100" w:type="dxa"/>
+            </w:tcMar>
+            <w:shd w:val="clear" w:color="auto" w:fill="EBF5FB"/>
+          </w:tcPr>
+          <w:p>
+            <w:pPr>
+              <w:spacing w:before="40" w:after="40"/>
+            </w:pPr>
+            <w:r>
+              <w:rPr>
+                <w:rFonts w:ascii="Calibri" w:hAnsi="Calibri"/>
+                <w:b w:val="0"/>
+                <w:i w:val="0"/>
+                <w:sz w:val="20"/>
+              </w:rPr>
+              <w:t>Análise consolidada de homologação com status de todos os cenários, defeitos S1/S2 e critério de saída</w:t>
+            </w:r>
+          </w:p>
+        </w:tc>
+        <w:tc>
+          <w:tcPr>
+            <w:tcW w:type="dxa" w:w="2225"/>
+            <w:tcMar>
+              <w:top w:w="60" w:type="dxa"/>
+              <w:bottom w:w="60" w:type="dxa"/>
+              <w:left w:w="100" w:type="dxa"/>
+              <w:right w:w="100" w:type="dxa"/>
+            </w:tcMar>
+            <w:shd w:val="clear" w:color="auto" w:fill="EBF5FB"/>
+          </w:tcPr>
+          <w:p>
+            <w:pPr>
+              <w:spacing w:before="40" w:after="40"/>
+            </w:pPr>
+            <w:r>
+              <w:rPr>
+                <w:rFonts w:ascii="Calibri" w:hAnsi="Calibri"/>
+                <w:b w:val="0"/>
+                <w:i w:val="0"/>
+                <w:sz w:val="20"/>
+              </w:rPr>
+              <w:t>Reunião de fase</w:t>
+            </w:r>
+          </w:p>
+        </w:tc>
+        <w:tc>
+          <w:tcPr>
+            <w:tcW w:type="dxa" w:w="2225"/>
+            <w:tcMar>
+              <w:top w:w="60" w:type="dxa"/>
+              <w:bottom w:w="60" w:type="dxa"/>
+              <w:left w:w="100" w:type="dxa"/>
+              <w:right w:w="100" w:type="dxa"/>
+            </w:tcMar>
+            <w:shd w:val="clear" w:color="auto" w:fill="EBF5FB"/>
+          </w:tcPr>
+          <w:p>
+            <w:pPr>
+              <w:spacing w:before="40" w:after="40"/>
+            </w:pPr>
+            <w:r>
+              <w:rPr>
+                <w:rFonts w:ascii="Calibri" w:hAnsi="Calibri"/>
+                <w:b w:val="0"/>
+                <w:i w:val="0"/>
+                <w:sz w:val="20"/>
+              </w:rPr>
+              <w:t>Time Timeware + QA D1000</w:t>
+            </w:r>
+          </w:p>
+        </w:tc>
+      </w:tr>
+      <w:tr>
+        <w:trPr>
+          <w:cantSplit w:val="1"/>
+        </w:trPr>
+        <w:tc>
+          <w:tcPr>
+            <w:tcW w:type="dxa" w:w="2225"/>
+            <w:tcMar>
+              <w:top w:w="60" w:type="dxa"/>
+              <w:bottom w:w="60" w:type="dxa"/>
+              <w:left w:w="100" w:type="dxa"/>
+              <w:right w:w="100" w:type="dxa"/>
+            </w:tcMar>
+          </w:tcPr>
+          <w:p>
+            <w:pPr>
+              <w:spacing w:before="40" w:after="40"/>
+            </w:pPr>
+            <w:r>
+              <w:rPr>
+                <w:rFonts w:ascii="Calibri" w:hAnsi="Calibri"/>
+                <w:b w:val="0"/>
+                <w:i w:val="0"/>
+                <w:sz w:val="20"/>
+              </w:rPr>
+              <w:t>Encerramento</w:t>
+            </w:r>
+          </w:p>
+        </w:tc>
+        <w:tc>
+          <w:tcPr>
+            <w:tcW w:type="dxa" w:w="2225"/>
+            <w:tcMar>
+              <w:top w:w="60" w:type="dxa"/>
+              <w:bottom w:w="60" w:type="dxa"/>
+              <w:left w:w="100" w:type="dxa"/>
+              <w:right w:w="100" w:type="dxa"/>
+            </w:tcMar>
+          </w:tcPr>
+          <w:p>
+            <w:pPr>
+              <w:spacing w:before="40" w:after="40"/>
+            </w:pPr>
+            <w:r>
+              <w:rPr>
+                <w:rFonts w:ascii="Calibri" w:hAnsi="Calibri"/>
+                <w:b w:val="0"/>
+                <w:i w:val="0"/>
+                <w:sz w:val="20"/>
+              </w:rPr>
+              <w:t>Relatório completo de execução de testes (REL-VV-PROFARMA01-001)</w:t>
+            </w:r>
+          </w:p>
+        </w:tc>
+        <w:tc>
+          <w:tcPr>
+            <w:tcW w:type="dxa" w:w="2225"/>
+            <w:tcMar>
+              <w:top w:w="60" w:type="dxa"/>
+              <w:bottom w:w="60" w:type="dxa"/>
+              <w:left w:w="100" w:type="dxa"/>
+              <w:right w:w="100" w:type="dxa"/>
+            </w:tcMar>
+          </w:tcPr>
+          <w:p>
+            <w:pPr>
+              <w:spacing w:before="40" w:after="40"/>
+            </w:pPr>
+            <w:r>
+              <w:rPr>
+                <w:rFonts w:ascii="Calibri" w:hAnsi="Calibri"/>
+                <w:b w:val="0"/>
+                <w:i w:val="0"/>
+                <w:sz w:val="20"/>
+              </w:rPr>
+              <w:t>Repositório oficial</w:t>
+            </w:r>
+          </w:p>
+        </w:tc>
+        <w:tc>
+          <w:tcPr>
+            <w:tcW w:type="dxa" w:w="2225"/>
+            <w:tcMar>
+              <w:top w:w="60" w:type="dxa"/>
+              <w:bottom w:w="60" w:type="dxa"/>
+              <w:left w:w="100" w:type="dxa"/>
+              <w:right w:w="100" w:type="dxa"/>
+            </w:tcMar>
+          </w:tcPr>
+          <w:p>
+            <w:pPr>
+              <w:spacing w:before="40" w:after="40"/>
+            </w:pPr>
+            <w:r>
+              <w:rPr>
+                <w:rFonts w:ascii="Calibri" w:hAnsi="Calibri"/>
+                <w:b w:val="0"/>
+                <w:i w:val="0"/>
+                <w:sz w:val="20"/>
+              </w:rPr>
+              <w:t>COO, Time de Melhoria Contínua</w:t>
+            </w:r>
+          </w:p>
+        </w:tc>
+      </w:tr>
+    </w:tbl>
+    <w:p>
+      <w:pPr>
+        <w:spacing w:before="0" w:after="160"/>
+      </w:pPr>
+    </w:p>
+    <w:p>
+      <w:pPr>
+        <w:spacing w:before="0" w:after="120"/>
+      </w:pPr>
+      <w:r>
+        <w:rPr>
+          <w:rFonts w:ascii="Calibri" w:hAnsi="Calibri"/>
+          <w:b w:val="0"/>
+          <w:i w:val="0"/>
+          <w:sz w:val="22"/>
+        </w:rPr>
+        <w:t>Indicadores reportados ao processo de Medição (MED-PROFARMA01-001 §2):</w:t>
+      </w:r>
+    </w:p>
+    <w:p>
+      <w:pPr>
+        <w:pStyle w:val="ListBullet"/>
+        <w:spacing w:before="20" w:after="40"/>
+      </w:pPr>
+      <w:r>
+        <w:rPr>
+          <w:rFonts w:ascii="Calibri" w:hAnsi="Calibri"/>
+          <w:b w:val="0"/>
+          <w:i w:val="0"/>
+          <w:sz w:val="22"/>
+        </w:rPr>
+        <w:t>Total de cenários executados e percentual de aprovação</w:t>
+      </w:r>
+    </w:p>
+    <w:p>
+      <w:pPr>
+        <w:pStyle w:val="ListBullet"/>
+        <w:spacing w:before="20" w:after="40"/>
+      </w:pPr>
+      <w:r>
+        <w:rPr>
+          <w:rFonts w:ascii="Calibri" w:hAnsi="Calibri"/>
+          <w:b w:val="0"/>
+          <w:i w:val="0"/>
+          <w:sz w:val="22"/>
+        </w:rPr>
+        <w:t>Defeitos por severidade (S1, S2, S3, S4) por fase</w:t>
+      </w:r>
+    </w:p>
+    <w:p>
+      <w:pPr>
+        <w:pStyle w:val="ListBullet"/>
+        <w:spacing w:before="20" w:after="40"/>
+      </w:pPr>
+      <w:r>
+        <w:rPr>
+          <w:rFonts w:ascii="Calibri" w:hAnsi="Calibri"/>
+          <w:b w:val="0"/>
+          <w:i w:val="0"/>
+          <w:sz w:val="22"/>
+        </w:rPr>
+        <w:t>Latência p95 do endpoint principal (GET /clientes/{cpf})</w:t>
+      </w:r>
+    </w:p>
+    <w:p>
+      <w:pPr>
+        <w:pStyle w:val="ListBullet"/>
+        <w:spacing w:before="20" w:after="40"/>
+      </w:pPr>
+      <w:r>
+        <w:rPr>
+          <w:rFonts w:ascii="Calibri" w:hAnsi="Calibri"/>
+          <w:b w:val="0"/>
+          <w:i w:val="0"/>
+          <w:sz w:val="22"/>
+        </w:rPr>
+        <w:t>Cobertura de testes unitários (Domain + Application)</w:t>
+      </w:r>
+    </w:p>
+    <w:p>
+      <w:pPr>
+        <w:pStyle w:val="Heading1"/>
+        <w:keepNext/>
+        <w:keepLines/>
+        <w:pBdr>
+          <w:bottom w:val="single" w:sz="4" w:space="2" w:color="D6E4F0"/>
+        </w:pBdr>
+      </w:pPr>
+      <w:r>
+        <w:t>10. Cenários de teste (Gherkin) e evidências</w:t>
+      </w:r>
+    </w:p>
+    <w:p>
+      <w:pPr>
+        <w:spacing w:before="0" w:after="120"/>
+      </w:pPr>
+      <w:r>
+        <w:rPr>
+          <w:rFonts w:ascii="Calibri" w:hAnsi="Calibri"/>
+          <w:b w:val="0"/>
+          <w:i w:val="0"/>
+          <w:sz w:val="22"/>
+        </w:rPr>
+        <w:t>Os cenários de teste em formato Gherkin (happy path e sad path) estão documentados integralmente em:</w:t>
+      </w:r>
+    </w:p>
+    <w:p>
+      <w:pPr>
+        <w:spacing w:before="0" w:after="120"/>
+      </w:pPr>
+      <w:r>
+        <w:rPr>
+          <w:rFonts w:ascii="Calibri" w:hAnsi="Calibri"/>
+          <w:b/>
+          <w:i w:val="0"/>
+          <w:sz w:val="22"/>
+        </w:rPr>
+        <w:t>CTQ-PROFARMA01-001 — Cenários de Teste de Homologação</w:t>
+      </w:r>
+    </w:p>
+    <w:p>
+      <w:pPr>
+        <w:spacing w:before="0" w:after="120"/>
+      </w:pPr>
+      <w:r>
+        <w:rPr>
+          <w:rFonts w:ascii="Calibri" w:hAnsi="Calibri"/>
+          <w:b w:val="0"/>
+          <w:i w:val="0"/>
+          <w:sz w:val="22"/>
+        </w:rPr>
+        <w:t>O CTQ cobre 75 cenários organizados por canal e módulo:</w:t>
+      </w:r>
+    </w:p>
+    <w:p>
+      <w:pPr>
+        <w:pStyle w:val="ListBullet"/>
+        <w:spacing w:before="20" w:after="40"/>
+      </w:pPr>
+      <w:r>
+        <w:rPr>
+          <w:rFonts w:ascii="Calibri" w:hAnsi="Calibri"/>
+          <w:b w:val="0"/>
+          <w:i w:val="0"/>
+          <w:sz w:val="22"/>
+        </w:rPr>
+        <w:t>Balcão (19 cenários: cadastro, consulta, atualização, inativação, reativação, opt-in/out)</w:t>
+      </w:r>
+    </w:p>
+    <w:p>
+      <w:pPr>
+        <w:pStyle w:val="ListBullet"/>
+        <w:spacing w:before="20" w:after="40"/>
+      </w:pPr>
+      <w:r>
+        <w:rPr>
+          <w:rFonts w:ascii="Calibri" w:hAnsi="Calibri"/>
+          <w:b w:val="0"/>
+          <w:i w:val="0"/>
+          <w:sz w:val="22"/>
+        </w:rPr>
+        <w:t>PDV (9 cenários: verificação HEAD, fallback offline)</w:t>
+      </w:r>
+    </w:p>
+    <w:p>
+      <w:pPr>
+        <w:pStyle w:val="ListBullet"/>
+        <w:spacing w:before="20" w:after="40"/>
+      </w:pPr>
+      <w:r>
+        <w:rPr>
+          <w:rFonts w:ascii="Calibri" w:hAnsi="Calibri"/>
+          <w:b w:val="0"/>
+          <w:i w:val="0"/>
+          <w:sz w:val="22"/>
+        </w:rPr>
+        <w:t>Call Center (7 cenários: consulta, cadastro, atualização)</w:t>
+      </w:r>
+    </w:p>
+    <w:p>
+      <w:pPr>
+        <w:pStyle w:val="ListBullet"/>
+        <w:spacing w:before="20" w:after="40"/>
+      </w:pPr>
+      <w:r>
+        <w:rPr>
+          <w:rFonts w:ascii="Calibri" w:hAnsi="Calibri"/>
+          <w:b w:val="0"/>
+          <w:i w:val="0"/>
+          <w:sz w:val="22"/>
+        </w:rPr>
+        <w:t>OMNI / VTEX (8 cenários: cadastro, consulta, autenticação)</w:t>
+      </w:r>
+    </w:p>
+    <w:p>
+      <w:pPr>
+        <w:pStyle w:val="ListBullet"/>
+        <w:spacing w:before="20" w:after="40"/>
+      </w:pPr>
+      <w:r>
+        <w:rPr>
+          <w:rFonts w:ascii="Calibri" w:hAnsi="Calibri"/>
+          <w:b w:val="0"/>
+          <w:i w:val="0"/>
+          <w:sz w:val="22"/>
+        </w:rPr>
+        <w:t>Conveniados / Plusoft (10 cenários: PBM, sincronização)</w:t>
+      </w:r>
+    </w:p>
+    <w:p>
+      <w:pPr>
+        <w:pStyle w:val="ListBullet"/>
+        <w:spacing w:before="20" w:after="40"/>
+      </w:pPr>
+      <w:r>
+        <w:rPr>
+          <w:rFonts w:ascii="Calibri" w:hAnsi="Calibri"/>
+          <w:b w:val="0"/>
+          <w:i w:val="0"/>
+          <w:sz w:val="22"/>
+        </w:rPr>
+        <w:t>Propz CRM (5 cenários: publicação de eventos, idempotência)</w:t>
+      </w:r>
+    </w:p>
+    <w:p>
+      <w:pPr>
+        <w:pStyle w:val="ListBullet"/>
+        <w:spacing w:before="20" w:after="40"/>
+      </w:pPr>
+      <w:r>
+        <w:rPr>
+          <w:rFonts w:ascii="Calibri" w:hAnsi="Calibri"/>
+          <w:b w:val="0"/>
+          <w:i w:val="0"/>
+          <w:sz w:val="22"/>
+        </w:rPr>
+        <w:t>Integração ITEC outbox (4 cenários: processamento, retry, dead-letter)</w:t>
+      </w:r>
+    </w:p>
+    <w:p>
+      <w:pPr>
+        <w:pStyle w:val="ListBullet"/>
+        <w:spacing w:before="20" w:after="40"/>
+      </w:pPr>
+      <w:r>
+        <w:rPr>
+          <w:rFonts w:ascii="Calibri" w:hAnsi="Calibri"/>
+          <w:b w:val="0"/>
+          <w:i w:val="0"/>
+          <w:sz w:val="22"/>
+        </w:rPr>
+        <w:t>Performance (3 cenários: carga, stress, volume batch)</w:t>
+      </w:r>
+    </w:p>
+    <w:p>
+      <w:pPr>
+        <w:spacing w:before="0" w:after="120"/>
+      </w:pPr>
+      <w:r>
+        <w:rPr>
+          <w:rFonts w:ascii="Calibri" w:hAnsi="Calibri"/>
+          <w:b w:val="0"/>
+          <w:i w:val="0"/>
+          <w:sz w:val="22"/>
+        </w:rPr>
+        <w:t xml:space="preserve">Os resultados de execução de cada ciclo de homologação estão em </w:t>
+      </w:r>
+      <w:r>
+        <w:rPr>
+          <w:rFonts w:ascii="Calibri" w:hAnsi="Calibri"/>
+          <w:b/>
+          <w:i w:val="0"/>
+          <w:sz w:val="22"/>
+        </w:rPr>
+        <w:t>REL-VV-PROFARMA01-001 §3 e §5</w:t>
+      </w:r>
+      <w:r>
+        <w:rPr>
+          <w:rFonts w:ascii="Calibri" w:hAnsi="Calibri"/>
+          <w:b w:val="0"/>
+          <w:i w:val="0"/>
+          <w:sz w:val="22"/>
+        </w:rPr>
+        <w:t>.</w:t>
+      </w:r>
+    </w:p>
+    <w:p>
+      <w:pPr>
+        <w:pStyle w:val="Heading1"/>
+        <w:keepNext/>
+        <w:keepLines/>
+        <w:pBdr>
+          <w:bottom w:val="single" w:sz="4" w:space="2" w:color="D6E4F0"/>
+        </w:pBdr>
+      </w:pPr>
+      <w:r>
         <w:t>Histórico de revisões</w:t>
       </w:r>
     </w:p>
@@ -7965,6 +8839,112 @@
                 <w:sz w:val="20"/>
               </w:rPr>
               <w:t>Versão de encerramento — inclusão do registro histórico dos eventos de V&amp;V realizados</w:t>
+            </w:r>
+          </w:p>
+        </w:tc>
+      </w:tr>
+      <w:tr>
+        <w:trPr>
+          <w:cantSplit w:val="1"/>
+        </w:trPr>
+        <w:tc>
+          <w:tcPr>
+            <w:tcW w:type="dxa" w:w="2225"/>
+            <w:tcMar>
+              <w:top w:w="60" w:type="dxa"/>
+              <w:bottom w:w="60" w:type="dxa"/>
+              <w:left w:w="100" w:type="dxa"/>
+              <w:right w:w="100" w:type="dxa"/>
+            </w:tcMar>
+            <w:shd w:val="clear" w:color="auto" w:fill="F0F4F8"/>
+          </w:tcPr>
+          <w:p>
+            <w:pPr>
+              <w:spacing w:before="40" w:after="40"/>
+            </w:pPr>
+            <w:r>
+              <w:rPr>
+                <w:rFonts w:ascii="Calibri" w:hAnsi="Calibri"/>
+                <w:b/>
+                <w:i w:val="0"/>
+                <w:sz w:val="20"/>
+              </w:rPr>
+              <w:t>1.2</w:t>
+            </w:r>
+          </w:p>
+        </w:tc>
+        <w:tc>
+          <w:tcPr>
+            <w:tcW w:type="dxa" w:w="2225"/>
+            <w:tcMar>
+              <w:top w:w="60" w:type="dxa"/>
+              <w:bottom w:w="60" w:type="dxa"/>
+              <w:left w:w="100" w:type="dxa"/>
+              <w:right w:w="100" w:type="dxa"/>
+            </w:tcMar>
+          </w:tcPr>
+          <w:p>
+            <w:pPr>
+              <w:spacing w:before="40" w:after="40"/>
+            </w:pPr>
+            <w:r>
+              <w:rPr>
+                <w:rFonts w:ascii="Calibri" w:hAnsi="Calibri"/>
+                <w:b w:val="0"/>
+                <w:i w:val="0"/>
+                <w:sz w:val="20"/>
+              </w:rPr>
+              <w:t>11/06/2026</w:t>
+            </w:r>
+          </w:p>
+        </w:tc>
+        <w:tc>
+          <w:tcPr>
+            <w:tcW w:type="dxa" w:w="2225"/>
+            <w:tcMar>
+              <w:top w:w="60" w:type="dxa"/>
+              <w:bottom w:w="60" w:type="dxa"/>
+              <w:left w:w="100" w:type="dxa"/>
+              <w:right w:w="100" w:type="dxa"/>
+            </w:tcMar>
+          </w:tcPr>
+          <w:p>
+            <w:pPr>
+              <w:spacing w:before="40" w:after="40"/>
+            </w:pPr>
+            <w:r>
+              <w:rPr>
+                <w:rFonts w:ascii="Calibri" w:hAnsi="Calibri"/>
+                <w:b w:val="0"/>
+                <w:i w:val="0"/>
+                <w:sz w:val="20"/>
+              </w:rPr>
+              <w:t>Time de Melhoria Contínua</w:t>
+            </w:r>
+          </w:p>
+        </w:tc>
+        <w:tc>
+          <w:tcPr>
+            <w:tcW w:type="dxa" w:w="2225"/>
+            <w:tcMar>
+              <w:top w:w="60" w:type="dxa"/>
+              <w:bottom w:w="60" w:type="dxa"/>
+              <w:left w:w="100" w:type="dxa"/>
+              <w:right w:w="100" w:type="dxa"/>
+            </w:tcMar>
+          </w:tcPr>
+          <w:p>
+            <w:pPr>
+              <w:spacing w:before="40" w:after="40"/>
+            </w:pPr>
+            <w:r>
+              <w:rPr>
+                <w:rFonts w:ascii="Calibri" w:hAnsi="Calibri"/>
+                <w:b w:val="0"/>
+                <w:i w:val="0"/>
+                <w:sz w:val="20"/>
+              </w:rPr>
+              <w:t>Adição de §9 "Análise e comunicação dos resultados" (VV 5) e §10 "Cenários Gherkin — referência ao CTQ" (conformidade com TPL-VV-001)</w:t>
             </w:r>
           </w:p>
         </w:tc>

--- a/mps-nivel-c/oficial/04_registros/PROFARMA_Cadastro-de-Clientes/VV-PROFARMA01-001_Plano-de-VV.docx
+++ b/mps-nivel-c/oficial/04_registros/PROFARMA_Cadastro-de-Clientes/VV-PROFARMA01-001_Plano-de-VV.docx
@@ -34,7 +34,7 @@
           <w:color w:val="555555"/>
           <w:sz w:val="20"/>
         </w:rPr>
-        <w:t>VV-PROFARMA01-001   ·   Versão Data   ·   05/06/2026   ·   Timeware Brasil</w:t>
+        <w:t>VV-PROFARMA01-001   ·   Versão 1.2   ·   05/06/2026   ·   Timeware Brasil</w:t>
       </w:r>
     </w:p>
     <w:p>
@@ -8989,7 +8989,7 @@
         <w:color w:val="555555"/>
         <w:sz w:val="16"/>
       </w:rPr>
-      <w:t>vData  ·  05/06/2026</w:t>
+      <w:t>v1.2  ·  05/06/2026</w:t>
     </w:r>
     <w:r>
       <w:tab/>
@@ -9051,7 +9051,7 @@
         <w:color w:val="555555"/>
         <w:sz w:val="16"/>
       </w:rPr>
-      <w:t>vData  ·  05/06/2026</w:t>
+      <w:t>v1.2  ·  05/06/2026</w:t>
     </w:r>
     <w:r>
       <w:tab/>

--- a/mps-nivel-c/oficial/04_registros/PROFARMA_Cadastro-de-Clientes/VV-PROFARMA01-001_Plano-de-VV.docx
+++ b/mps-nivel-c/oficial/04_registros/PROFARMA_Cadastro-de-Clientes/VV-PROFARMA01-001_Plano-de-VV.docx
@@ -1334,7 +1334,7 @@
                 <w:i w:val="0"/>
                 <w:sz w:val="20"/>
               </w:rPr>
-              <w:t>QA Timeware (Lucas Batista)</w:t>
+              <w:t>QA Timeware (Caroline Sousa)</w:t>
             </w:r>
           </w:p>
         </w:tc>
@@ -6640,7 +6640,7 @@
           <w:i w:val="0"/>
           <w:sz w:val="22"/>
         </w:rPr>
-        <w:t>QA Timeware (Lucas Batista) conclui os testes de sistema e certifica que os critérios de aceite das histórias foram atendidos</w:t>
+        <w:t>QA Timeware (Caroline Sousa) conclui os testes de sistema e certifica que os critérios de aceite das histórias foram atendidos</w:t>
       </w:r>
     </w:p>
     <w:p>

--- a/mps-nivel-c/oficial/04_registros/PROFARMA_Cadastro-de-Clientes/VV-PROFARMA01-001_Plano-de-VV.docx
+++ b/mps-nivel-c/oficial/04_registros/PROFARMA_Cadastro-de-Clientes/VV-PROFARMA01-001_Plano-de-VV.docx
@@ -8707,7 +8707,7 @@
                 <w:i w:val="0"/>
                 <w:sz w:val="20"/>
               </w:rPr>
-              <w:t>Time de Melhoria Contínua</w:t>
+              <w:t>Abraão Oliveira</w:t>
             </w:r>
           </w:p>
         </w:tc>
@@ -8813,7 +8813,7 @@
                 <w:i w:val="0"/>
                 <w:sz w:val="20"/>
               </w:rPr>
-              <w:t>Time de Melhoria Contínua</w:t>
+              <w:t>Abraão Oliveira</w:t>
             </w:r>
           </w:p>
         </w:tc>
@@ -8919,7 +8919,7 @@
                 <w:i w:val="0"/>
                 <w:sz w:val="20"/>
               </w:rPr>
-              <w:t>Time de Melhoria Contínua</w:t>
+              <w:t>Abraão Oliveira</w:t>
             </w:r>
           </w:p>
         </w:tc>
